--- a/spravki/spravka_rnntd_region_2026-09-30.docx
+++ b/spravki/spravka_rnntd_region_2026-09-30.docx
@@ -127,7 +127,7 @@
           </w:tcPr>
           <w:p>
             <w:r>
-              <w:t>116</w:t>
+              <w:t>133</w:t>
             </w:r>
           </w:p>
         </w:tc>
@@ -137,7 +137,7 @@
           </w:tcPr>
           <w:p>
             <w:r>
-              <w:t>29.5</w:t>
+              <w:t>33.5</w:t>
             </w:r>
           </w:p>
         </w:tc>
@@ -147,7 +147,7 @@
           </w:tcPr>
           <w:p>
             <w:r>
-              <w:t>18.9</w:t>
+              <w:t>19.4</w:t>
             </w:r>
           </w:p>
         </w:tc>
@@ -167,7 +167,7 @@
           </w:tcPr>
           <w:p>
             <w:r>
-              <w:t>4.0</w:t>
+              <w:t>4.2</w:t>
             </w:r>
           </w:p>
         </w:tc>
@@ -177,7 +177,7 @@
           </w:tcPr>
           <w:p>
             <w:r>
-              <w:t>705</w:t>
+              <w:t>754</w:t>
             </w:r>
           </w:p>
         </w:tc>
@@ -199,7 +199,7 @@
           </w:tcPr>
           <w:p>
             <w:r>
-              <w:t>59</w:t>
+              <w:t>65</w:t>
             </w:r>
           </w:p>
         </w:tc>
@@ -209,7 +209,7 @@
           </w:tcPr>
           <w:p>
             <w:r>
-              <w:t>17.2</w:t>
+              <w:t>18.9</w:t>
             </w:r>
           </w:p>
         </w:tc>
@@ -219,7 +219,7 @@
           </w:tcPr>
           <w:p>
             <w:r>
-              <w:t>7.8</w:t>
+              <w:t>8.2</w:t>
             </w:r>
           </w:p>
         </w:tc>
@@ -239,7 +239,7 @@
           </w:tcPr>
           <w:p>
             <w:r>
-              <w:t>1.7</w:t>
+              <w:t>1.8</w:t>
             </w:r>
           </w:p>
         </w:tc>
@@ -249,7 +249,79 @@
           </w:tcPr>
           <w:p>
             <w:r>
-              <w:t>394</w:t>
+              <w:t>416</w:t>
+            </w:r>
+          </w:p>
+        </w:tc>
+      </w:tr>
+      <w:tr>
+        <w:tc>
+          <w:tcPr>
+            <w:tcW w:type="dxa" w:w="1234"/>
+          </w:tcPr>
+          <w:p>
+            <w:r>
+              <w:t>Не указано</w:t>
+            </w:r>
+          </w:p>
+        </w:tc>
+        <w:tc>
+          <w:tcPr>
+            <w:tcW w:type="dxa" w:w="1234"/>
+          </w:tcPr>
+          <w:p>
+            <w:r>
+              <w:t>57</w:t>
+            </w:r>
+          </w:p>
+        </w:tc>
+        <w:tc>
+          <w:tcPr>
+            <w:tcW w:type="dxa" w:w="1234"/>
+          </w:tcPr>
+          <w:p>
+            <w:r>
+              <w:t>7.2</w:t>
+            </w:r>
+          </w:p>
+        </w:tc>
+        <w:tc>
+          <w:tcPr>
+            <w:tcW w:type="dxa" w:w="1234"/>
+          </w:tcPr>
+          <w:p>
+            <w:r>
+              <w:t>0.1</w:t>
+            </w:r>
+          </w:p>
+        </w:tc>
+        <w:tc>
+          <w:tcPr>
+            <w:tcW w:type="dxa" w:w="1234"/>
+          </w:tcPr>
+          <w:p>
+            <w:r>
+              <w:t>0.0</w:t>
+            </w:r>
+          </w:p>
+        </w:tc>
+        <w:tc>
+          <w:tcPr>
+            <w:tcW w:type="dxa" w:w="1234"/>
+          </w:tcPr>
+          <w:p>
+            <w:r>
+              <w:t>0.1</w:t>
+            </w:r>
+          </w:p>
+        </w:tc>
+        <w:tc>
+          <w:tcPr>
+            <w:tcW w:type="dxa" w:w="1234"/>
+          </w:tcPr>
+          <w:p>
+            <w:r>
+              <w:t>78</w:t>
             </w:r>
           </w:p>
         </w:tc>
@@ -271,7 +343,7 @@
           </w:tcPr>
           <w:p>
             <w:r>
-              <w:t>44</w:t>
+              <w:t>48</w:t>
             </w:r>
           </w:p>
         </w:tc>
@@ -281,7 +353,7 @@
           </w:tcPr>
           <w:p>
             <w:r>
-              <w:t>38.0</w:t>
+              <w:t>13.3</w:t>
             </w:r>
           </w:p>
         </w:tc>
@@ -291,7 +363,7 @@
           </w:tcPr>
           <w:p>
             <w:r>
-              <w:t>6.6</w:t>
+              <w:t>6.8</w:t>
             </w:r>
           </w:p>
         </w:tc>
@@ -321,79 +393,7 @@
           </w:tcPr>
           <w:p>
             <w:r>
-              <w:t>229</w:t>
-            </w:r>
-          </w:p>
-        </w:tc>
-      </w:tr>
-      <w:tr>
-        <w:tc>
-          <w:tcPr>
-            <w:tcW w:type="dxa" w:w="1234"/>
-          </w:tcPr>
-          <w:p>
-            <w:r>
-              <w:t>Не указано</w:t>
-            </w:r>
-          </w:p>
-        </w:tc>
-        <w:tc>
-          <w:tcPr>
-            <w:tcW w:type="dxa" w:w="1234"/>
-          </w:tcPr>
-          <w:p>
-            <w:r>
-              <w:t>31</w:t>
-            </w:r>
-          </w:p>
-        </w:tc>
-        <w:tc>
-          <w:tcPr>
-            <w:tcW w:type="dxa" w:w="1234"/>
-          </w:tcPr>
-          <w:p>
-            <w:r>
-              <w:t>8.1</w:t>
-            </w:r>
-          </w:p>
-        </w:tc>
-        <w:tc>
-          <w:tcPr>
-            <w:tcW w:type="dxa" w:w="1234"/>
-          </w:tcPr>
-          <w:p>
-            <w:r>
-              <w:t>0.9</w:t>
-            </w:r>
-          </w:p>
-        </w:tc>
-        <w:tc>
-          <w:tcPr>
-            <w:tcW w:type="dxa" w:w="1234"/>
-          </w:tcPr>
-          <w:p>
-            <w:r>
-              <w:t>0.0</w:t>
-            </w:r>
-          </w:p>
-        </w:tc>
-        <w:tc>
-          <w:tcPr>
-            <w:tcW w:type="dxa" w:w="1234"/>
-          </w:tcPr>
-          <w:p>
-            <w:r>
-              <w:t>0.3</w:t>
-            </w:r>
-          </w:p>
-        </w:tc>
-        <w:tc>
-          <w:tcPr>
-            <w:tcW w:type="dxa" w:w="1234"/>
-          </w:tcPr>
-          <w:p>
-            <w:r>
-              <w:t>91</w:t>
+              <w:t>235</w:t>
             </w:r>
           </w:p>
         </w:tc>
@@ -415,7 +415,7 @@
           </w:tcPr>
           <w:p>
             <w:r>
-              <w:t>26</w:t>
+              <w:t>28</w:t>
             </w:r>
           </w:p>
         </w:tc>
@@ -425,7 +425,7 @@
           </w:tcPr>
           <w:p>
             <w:r>
-              <w:t>8.2</w:t>
+              <w:t>8.8</w:t>
             </w:r>
           </w:p>
         </w:tc>
@@ -435,7 +435,7 @@
           </w:tcPr>
           <w:p>
             <w:r>
-              <w:t>11.7</w:t>
+              <w:t>11.9</w:t>
             </w:r>
           </w:p>
         </w:tc>
@@ -465,7 +465,79 @@
           </w:tcPr>
           <w:p>
             <w:r>
-              <w:t>158</w:t>
+              <w:t>162</w:t>
+            </w:r>
+          </w:p>
+        </w:tc>
+      </w:tr>
+      <w:tr>
+        <w:tc>
+          <w:tcPr>
+            <w:tcW w:type="dxa" w:w="1234"/>
+          </w:tcPr>
+          <w:p>
+            <w:r>
+              <w:t>Туркестанская область</w:t>
+            </w:r>
+          </w:p>
+        </w:tc>
+        <w:tc>
+          <w:tcPr>
+            <w:tcW w:type="dxa" w:w="1234"/>
+          </w:tcPr>
+          <w:p>
+            <w:r>
+              <w:t>26</w:t>
+            </w:r>
+          </w:p>
+        </w:tc>
+        <w:tc>
+          <w:tcPr>
+            <w:tcW w:type="dxa" w:w="1234"/>
+          </w:tcPr>
+          <w:p>
+            <w:r>
+              <w:t>6.7</w:t>
+            </w:r>
+          </w:p>
+        </w:tc>
+        <w:tc>
+          <w:tcPr>
+            <w:tcW w:type="dxa" w:w="1234"/>
+          </w:tcPr>
+          <w:p>
+            <w:r>
+              <w:t>4.0</w:t>
+            </w:r>
+          </w:p>
+        </w:tc>
+        <w:tc>
+          <w:tcPr>
+            <w:tcW w:type="dxa" w:w="1234"/>
+          </w:tcPr>
+          <w:p>
+            <w:r>
+              <w:t>0.0</w:t>
+            </w:r>
+          </w:p>
+        </w:tc>
+        <w:tc>
+          <w:tcPr>
+            <w:tcW w:type="dxa" w:w="1234"/>
+          </w:tcPr>
+          <w:p>
+            <w:r>
+              <w:t>1.0</w:t>
+            </w:r>
+          </w:p>
+        </w:tc>
+        <w:tc>
+          <w:tcPr>
+            <w:tcW w:type="dxa" w:w="1234"/>
+          </w:tcPr>
+          <w:p>
+            <w:r>
+              <w:t>151</w:t>
             </w:r>
           </w:p>
         </w:tc>
@@ -487,7 +559,7 @@
           </w:tcPr>
           <w:p>
             <w:r>
-              <w:t>24</w:t>
+              <w:t>25</w:t>
             </w:r>
           </w:p>
         </w:tc>
@@ -497,7 +569,7 @@
           </w:tcPr>
           <w:p>
             <w:r>
-              <w:t>6.5</w:t>
+              <w:t>6.8</w:t>
             </w:r>
           </w:p>
         </w:tc>
@@ -549,7 +621,7 @@
           </w:tcPr>
           <w:p>
             <w:r>
-              <w:t>Туркестанская область</w:t>
+              <w:t>СКО</w:t>
             </w:r>
           </w:p>
         </w:tc>
@@ -559,17 +631,7 @@
           </w:tcPr>
           <w:p>
             <w:r>
-              <w:t>23</w:t>
-            </w:r>
-          </w:p>
-        </w:tc>
-        <w:tc>
-          <w:tcPr>
-            <w:tcW w:type="dxa" w:w="1234"/>
-          </w:tcPr>
-          <w:p>
-            <w:r>
-              <w:t>6.4</w:t>
+              <w:t>14</w:t>
             </w:r>
           </w:p>
         </w:tc>
@@ -580,68 +642,6 @@
           <w:p>
             <w:r>
               <w:t>3.9</w:t>
-            </w:r>
-          </w:p>
-        </w:tc>
-        <w:tc>
-          <w:tcPr>
-            <w:tcW w:type="dxa" w:w="1234"/>
-          </w:tcPr>
-          <w:p>
-            <w:r>
-              <w:t>0.0</w:t>
-            </w:r>
-          </w:p>
-        </w:tc>
-        <w:tc>
-          <w:tcPr>
-            <w:tcW w:type="dxa" w:w="1234"/>
-          </w:tcPr>
-          <w:p>
-            <w:r>
-              <w:t>0.9</w:t>
-            </w:r>
-          </w:p>
-        </w:tc>
-        <w:tc>
-          <w:tcPr>
-            <w:tcW w:type="dxa" w:w="1234"/>
-          </w:tcPr>
-          <w:p>
-            <w:r>
-              <w:t>144</w:t>
-            </w:r>
-          </w:p>
-        </w:tc>
-      </w:tr>
-      <w:tr>
-        <w:tc>
-          <w:tcPr>
-            <w:tcW w:type="dxa" w:w="1234"/>
-          </w:tcPr>
-          <w:p>
-            <w:r>
-              <w:t>СКО</w:t>
-            </w:r>
-          </w:p>
-        </w:tc>
-        <w:tc>
-          <w:tcPr>
-            <w:tcW w:type="dxa" w:w="1234"/>
-          </w:tcPr>
-          <w:p>
-            <w:r>
-              <w:t>13</w:t>
-            </w:r>
-          </w:p>
-        </w:tc>
-        <w:tc>
-          <w:tcPr>
-            <w:tcW w:type="dxa" w:w="1234"/>
-          </w:tcPr>
-          <w:p>
-            <w:r>
-              <w:t>3.6</w:t>
             </w:r>
           </w:p>
         </w:tc>
@@ -703,7 +703,7 @@
           </w:tcPr>
           <w:p>
             <w:r>
-              <w:t>13</w:t>
+              <w:t>14</w:t>
             </w:r>
           </w:p>
         </w:tc>
@@ -713,7 +713,7 @@
           </w:tcPr>
           <w:p>
             <w:r>
-              <w:t>3.2</w:t>
+              <w:t>3.5</w:t>
             </w:r>
           </w:p>
         </w:tc>
@@ -723,7 +723,7 @@
           </w:tcPr>
           <w:p>
             <w:r>
-              <w:t>0.7</w:t>
+              <w:t>0.8</w:t>
             </w:r>
           </w:p>
         </w:tc>
@@ -743,7 +743,7 @@
           </w:tcPr>
           <w:p>
             <w:r>
-              <w:t>0.3</w:t>
+              <w:t>0.4</w:t>
             </w:r>
           </w:p>
         </w:tc>
@@ -753,7 +753,151 @@
           </w:tcPr>
           <w:p>
             <w:r>
-              <w:t>80</w:t>
+              <w:t>85</w:t>
+            </w:r>
+          </w:p>
+        </w:tc>
+      </w:tr>
+      <w:tr>
+        <w:tc>
+          <w:tcPr>
+            <w:tcW w:type="dxa" w:w="1234"/>
+          </w:tcPr>
+          <w:p>
+            <w:r>
+              <w:t>Шымкент</w:t>
+            </w:r>
+          </w:p>
+        </w:tc>
+        <w:tc>
+          <w:tcPr>
+            <w:tcW w:type="dxa" w:w="1234"/>
+          </w:tcPr>
+          <w:p>
+            <w:r>
+              <w:t>13</w:t>
+            </w:r>
+          </w:p>
+        </w:tc>
+        <w:tc>
+          <w:tcPr>
+            <w:tcW w:type="dxa" w:w="1234"/>
+          </w:tcPr>
+          <w:p>
+            <w:r>
+              <w:t>3.7</w:t>
+            </w:r>
+          </w:p>
+        </w:tc>
+        <w:tc>
+          <w:tcPr>
+            <w:tcW w:type="dxa" w:w="1234"/>
+          </w:tcPr>
+          <w:p>
+            <w:r>
+              <w:t>3.3</w:t>
+            </w:r>
+          </w:p>
+        </w:tc>
+        <w:tc>
+          <w:tcPr>
+            <w:tcW w:type="dxa" w:w="1234"/>
+          </w:tcPr>
+          <w:p>
+            <w:r>
+              <w:t>0.0</w:t>
+            </w:r>
+          </w:p>
+        </w:tc>
+        <w:tc>
+          <w:tcPr>
+            <w:tcW w:type="dxa" w:w="1234"/>
+          </w:tcPr>
+          <w:p>
+            <w:r>
+              <w:t>0.5</w:t>
+            </w:r>
+          </w:p>
+        </w:tc>
+        <w:tc>
+          <w:tcPr>
+            <w:tcW w:type="dxa" w:w="1234"/>
+          </w:tcPr>
+          <w:p>
+            <w:r>
+              <w:t>58</w:t>
+            </w:r>
+          </w:p>
+        </w:tc>
+      </w:tr>
+      <w:tr>
+        <w:tc>
+          <w:tcPr>
+            <w:tcW w:type="dxa" w:w="1234"/>
+          </w:tcPr>
+          <w:p>
+            <w:r>
+              <w:t>Мангистауская область</w:t>
+            </w:r>
+          </w:p>
+        </w:tc>
+        <w:tc>
+          <w:tcPr>
+            <w:tcW w:type="dxa" w:w="1234"/>
+          </w:tcPr>
+          <w:p>
+            <w:r>
+              <w:t>12</w:t>
+            </w:r>
+          </w:p>
+        </w:tc>
+        <w:tc>
+          <w:tcPr>
+            <w:tcW w:type="dxa" w:w="1234"/>
+          </w:tcPr>
+          <w:p>
+            <w:r>
+              <w:t>3.1</w:t>
+            </w:r>
+          </w:p>
+        </w:tc>
+        <w:tc>
+          <w:tcPr>
+            <w:tcW w:type="dxa" w:w="1234"/>
+          </w:tcPr>
+          <w:p>
+            <w:r>
+              <w:t>1.0</w:t>
+            </w:r>
+          </w:p>
+        </w:tc>
+        <w:tc>
+          <w:tcPr>
+            <w:tcW w:type="dxa" w:w="1234"/>
+          </w:tcPr>
+          <w:p>
+            <w:r>
+              <w:t>0.0</w:t>
+            </w:r>
+          </w:p>
+        </w:tc>
+        <w:tc>
+          <w:tcPr>
+            <w:tcW w:type="dxa" w:w="1234"/>
+          </w:tcPr>
+          <w:p>
+            <w:r>
+              <w:t>0.2</w:t>
+            </w:r>
+          </w:p>
+        </w:tc>
+        <w:tc>
+          <w:tcPr>
+            <w:tcW w:type="dxa" w:w="1234"/>
+          </w:tcPr>
+          <w:p>
+            <w:r>
+              <w:t>79</w:t>
             </w:r>
           </w:p>
         </w:tc>
@@ -837,7 +981,7 @@
           </w:tcPr>
           <w:p>
             <w:r>
-              <w:t>Мангистауская область</w:t>
+              <w:t>Павлодарская область</w:t>
             </w:r>
           </w:p>
         </w:tc>
@@ -847,7 +991,7 @@
           </w:tcPr>
           <w:p>
             <w:r>
-              <w:t>11</w:t>
+              <w:t>8</w:t>
             </w:r>
           </w:p>
         </w:tc>
@@ -857,7 +1001,7 @@
           </w:tcPr>
           <w:p>
             <w:r>
-              <w:t>2.8</w:t>
+              <w:t>2.6</w:t>
             </w:r>
           </w:p>
         </w:tc>
@@ -867,7 +1011,7 @@
           </w:tcPr>
           <w:p>
             <w:r>
-              <w:t>0.9</w:t>
+              <w:t>0.6</w:t>
             </w:r>
           </w:p>
         </w:tc>
@@ -877,7 +1021,7 @@
           </w:tcPr>
           <w:p>
             <w:r>
-              <w:t>0.0</w:t>
+              <w:t>0.1</w:t>
             </w:r>
           </w:p>
         </w:tc>
@@ -897,79 +1041,7 @@
           </w:tcPr>
           <w:p>
             <w:r>
-              <w:t>69</w:t>
-            </w:r>
-          </w:p>
-        </w:tc>
-      </w:tr>
-      <w:tr>
-        <w:tc>
-          <w:tcPr>
-            <w:tcW w:type="dxa" w:w="1234"/>
-          </w:tcPr>
-          <w:p>
-            <w:r>
-              <w:t>Шымкент</w:t>
-            </w:r>
-          </w:p>
-        </w:tc>
-        <w:tc>
-          <w:tcPr>
-            <w:tcW w:type="dxa" w:w="1234"/>
-          </w:tcPr>
-          <w:p>
-            <w:r>
-              <w:t>10</w:t>
-            </w:r>
-          </w:p>
-        </w:tc>
-        <w:tc>
-          <w:tcPr>
-            <w:tcW w:type="dxa" w:w="1234"/>
-          </w:tcPr>
-          <w:p>
-            <w:r>
-              <w:t>2.9</w:t>
-            </w:r>
-          </w:p>
-        </w:tc>
-        <w:tc>
-          <w:tcPr>
-            <w:tcW w:type="dxa" w:w="1234"/>
-          </w:tcPr>
-          <w:p>
-            <w:r>
-              <w:t>3.3</w:t>
-            </w:r>
-          </w:p>
-        </w:tc>
-        <w:tc>
-          <w:tcPr>
-            <w:tcW w:type="dxa" w:w="1234"/>
-          </w:tcPr>
-          <w:p>
-            <w:r>
-              <w:t>0.0</w:t>
-            </w:r>
-          </w:p>
-        </w:tc>
-        <w:tc>
-          <w:tcPr>
-            <w:tcW w:type="dxa" w:w="1234"/>
-          </w:tcPr>
-          <w:p>
-            <w:r>
-              <w:t>0.5</w:t>
-            </w:r>
-          </w:p>
-        </w:tc>
-        <w:tc>
-          <w:tcPr>
-            <w:tcW w:type="dxa" w:w="1234"/>
-          </w:tcPr>
-          <w:p>
-            <w:r>
-              <w:t>58</w:t>
+              <w:t>74</w:t>
             </w:r>
           </w:p>
         </w:tc>
@@ -1042,78 +1114,6 @@
           <w:p>
             <w:r>
               <w:t>37</w:t>
-            </w:r>
-          </w:p>
-        </w:tc>
-      </w:tr>
-      <w:tr>
-        <w:tc>
-          <w:tcPr>
-            <w:tcW w:type="dxa" w:w="1234"/>
-          </w:tcPr>
-          <w:p>
-            <w:r>
-              <w:t>Павлодарская область</w:t>
-            </w:r>
-          </w:p>
-        </w:tc>
-        <w:tc>
-          <w:tcPr>
-            <w:tcW w:type="dxa" w:w="1234"/>
-          </w:tcPr>
-          <w:p>
-            <w:r>
-              <w:t>7</w:t>
-            </w:r>
-          </w:p>
-        </w:tc>
-        <w:tc>
-          <w:tcPr>
-            <w:tcW w:type="dxa" w:w="1234"/>
-          </w:tcPr>
-          <w:p>
-            <w:r>
-              <w:t>2.3</w:t>
-            </w:r>
-          </w:p>
-        </w:tc>
-        <w:tc>
-          <w:tcPr>
-            <w:tcW w:type="dxa" w:w="1234"/>
-          </w:tcPr>
-          <w:p>
-            <w:r>
-              <w:t>0.3</w:t>
-            </w:r>
-          </w:p>
-        </w:tc>
-        <w:tc>
-          <w:tcPr>
-            <w:tcW w:type="dxa" w:w="1234"/>
-          </w:tcPr>
-          <w:p>
-            <w:r>
-              <w:t>0.1</w:t>
-            </w:r>
-          </w:p>
-        </w:tc>
-        <w:tc>
-          <w:tcPr>
-            <w:tcW w:type="dxa" w:w="1234"/>
-          </w:tcPr>
-          <w:p>
-            <w:r>
-              <w:t>0.2</w:t>
-            </w:r>
-          </w:p>
-        </w:tc>
-        <w:tc>
-          <w:tcPr>
-            <w:tcW w:type="dxa" w:w="1234"/>
-          </w:tcPr>
-          <w:p>
-            <w:r>
-              <w:t>71</w:t>
             </w:r>
           </w:p>
         </w:tc>
@@ -1341,6 +1341,78 @@
           </w:tcPr>
           <w:p>
             <w:r>
+              <w:t>Жетисуская область</w:t>
+            </w:r>
+          </w:p>
+        </w:tc>
+        <w:tc>
+          <w:tcPr>
+            <w:tcW w:type="dxa" w:w="1234"/>
+          </w:tcPr>
+          <w:p>
+            <w:r>
+              <w:t>2</w:t>
+            </w:r>
+          </w:p>
+        </w:tc>
+        <w:tc>
+          <w:tcPr>
+            <w:tcW w:type="dxa" w:w="1234"/>
+          </w:tcPr>
+          <w:p>
+            <w:r>
+              <w:t>0.5</w:t>
+            </w:r>
+          </w:p>
+        </w:tc>
+        <w:tc>
+          <w:tcPr>
+            <w:tcW w:type="dxa" w:w="1234"/>
+          </w:tcPr>
+          <w:p>
+            <w:r>
+              <w:t>0.0</w:t>
+            </w:r>
+          </w:p>
+        </w:tc>
+        <w:tc>
+          <w:tcPr>
+            <w:tcW w:type="dxa" w:w="1234"/>
+          </w:tcPr>
+          <w:p>
+            <w:r>
+              <w:t>0.0</w:t>
+            </w:r>
+          </w:p>
+        </w:tc>
+        <w:tc>
+          <w:tcPr>
+            <w:tcW w:type="dxa" w:w="1234"/>
+          </w:tcPr>
+          <w:p>
+            <w:r>
+              <w:t>0.0</w:t>
+            </w:r>
+          </w:p>
+        </w:tc>
+        <w:tc>
+          <w:tcPr>
+            <w:tcW w:type="dxa" w:w="1234"/>
+          </w:tcPr>
+          <w:p>
+            <w:r>
+              <w:t>6</w:t>
+            </w:r>
+          </w:p>
+        </w:tc>
+      </w:tr>
+      <w:tr>
+        <w:tc>
+          <w:tcPr>
+            <w:tcW w:type="dxa" w:w="1234"/>
+          </w:tcPr>
+          <w:p>
+            <w:r>
               <w:t>Костанайская область</w:t>
             </w:r>
           </w:p>
@@ -1413,7 +1485,7 @@
           </w:tcPr>
           <w:p>
             <w:r>
-              <w:t>Жетисуская область</w:t>
+              <w:t>0</w:t>
             </w:r>
           </w:p>
         </w:tc>
@@ -1424,16 +1496,6 @@
           <w:p>
             <w:r>
               <w:t>1</w:t>
-            </w:r>
-          </w:p>
-        </w:tc>
-        <w:tc>
-          <w:tcPr>
-            <w:tcW w:type="dxa" w:w="1234"/>
-          </w:tcPr>
-          <w:p>
-            <w:r>
-              <w:t>0.1</w:t>
             </w:r>
           </w:p>
         </w:tc>
@@ -1473,7 +1535,17 @@
           </w:tcPr>
           <w:p>
             <w:r>
-              <w:t>6</w:t>
+              <w:t>0.0</w:t>
+            </w:r>
+          </w:p>
+        </w:tc>
+        <w:tc>
+          <w:tcPr>
+            <w:tcW w:type="dxa" w:w="1234"/>
+          </w:tcPr>
+          <w:p>
+            <w:r>
+              <w:t>0</w:t>
             </w:r>
           </w:p>
         </w:tc>
@@ -1481,7 +1553,7 @@
     </w:tbl>
     <w:p>
       <w:r>
-        <w:t>Источник: «Показатели проектов на 30.09.2026», проектов в выборке — 407. Сформировано 16.10.2026.</w:t>
+        <w:t>Источник: «Показатели проектов на 30.09.2026», проектов в выборке — 475. Сформировано 16.10.2026.</w:t>
       </w:r>
     </w:p>
     <w:sectPr>
